--- a/flasher编程器-doc/_Segger Flasher ARM Secure Use_my.docx
+++ b/flasher编程器-doc/_Segger Flasher ARM Secure Use_my.docx
@@ -2255,8 +2255,6 @@
           <w:lang w:eastAsia="zh-CN"/>
         </w:rPr>
       </w:pPr>
-      <w:bookmarkStart w:id="0" w:name="_GoBack"/>
-      <w:bookmarkEnd w:id="0"/>
     </w:p>
     <w:p>
       <w:pPr>
@@ -2390,6 +2388,8 @@
       <w:r>
         <w:t>Disconnect the flasher and reconnect it in normal mode, wait for the LED to turn solid green (it may take a while)</w:t>
       </w:r>
+      <w:bookmarkStart w:id="0" w:name="_GoBack"/>
+      <w:bookmarkEnd w:id="0"/>
     </w:p>
     <w:p>
       <w:pPr>
@@ -2418,7 +2418,10 @@
         <w:t>下重新连接它，等待小灯变成绿灯。</w:t>
       </w:r>
       <w:r>
-        <w:t>（待理解</w:t>
+        <w:t>（已</w:t>
+      </w:r>
+      <w:r>
+        <w:t>理解</w:t>
       </w:r>
       <w:r>
         <w:rPr>
@@ -2435,6 +2438,27 @@
       </w:r>
       <w:r>
         <w:t>normal mode</w:t>
+      </w:r>
+      <w:r>
+        <w:t xml:space="preserve"> </w:t>
+      </w:r>
+      <w:r>
+        <w:rPr>
+          <w:lang w:eastAsia="zh-CN"/>
+        </w:rPr>
+        <w:t>，就是插电时，不要按下</w:t>
+      </w:r>
+      <w:r>
+        <w:rPr>
+          <w:lang w:eastAsia="zh-CN"/>
+        </w:rPr>
+        <w:t>PROG</w:t>
+      </w:r>
+      <w:r>
+        <w:rPr>
+          <w:lang w:eastAsia="zh-CN"/>
+        </w:rPr>
+        <w:t>按钮</w:t>
       </w:r>
       <w:r>
         <w:t>）</w:t>
@@ -3225,6 +3249,9 @@
         <w:t>文件夹。将设备插入</w:t>
       </w:r>
       <w:r>
+        <w:rPr>
+          <w:lang w:eastAsia="zh-CN"/>
+        </w:rPr>
         <w:t>regular mode</w:t>
       </w:r>
       <w:r>
@@ -3241,15 +3268,20 @@
         </w:rPr>
         <w:t>（</w:t>
       </w:r>
-      <w:proofErr w:type="gramStart"/>
-      <w:r>
-        <w:rPr>
-          <w:rFonts w:hint="eastAsia"/>
-          <w:lang w:eastAsia="zh-CN"/>
-        </w:rPr>
-        <w:t>待理解</w:t>
-      </w:r>
-      <w:proofErr w:type="gramEnd"/>
+      <w:r>
+        <w:rPr>
+          <w:rFonts w:hint="eastAsia"/>
+          <w:lang w:eastAsia="zh-CN"/>
+        </w:rPr>
+        <w:t>已</w:t>
+      </w:r>
+      <w:r>
+        <w:rPr>
+          <w:rFonts w:hint="eastAsia"/>
+          <w:lang w:eastAsia="zh-CN"/>
+        </w:rPr>
+        <w:t>理解</w:t>
+      </w:r>
       <w:r>
         <w:rPr>
           <w:rFonts w:hint="eastAsia"/>
@@ -3261,10 +3293,25 @@
         <w:rPr>
           <w:lang w:eastAsia="zh-CN"/>
         </w:rPr>
-        <w:t xml:space="preserve"> </w:t>
-      </w:r>
-      <w:r>
-        <w:t>regular mode</w:t>
+        <w:t xml:space="preserve"> regular mode</w:t>
+      </w:r>
+      <w:r>
+        <w:rPr>
+          <w:lang w:eastAsia="zh-CN"/>
+        </w:rPr>
+        <w:t>，就是插电时，不要按下</w:t>
+      </w:r>
+      <w:r>
+        <w:rPr>
+          <w:lang w:eastAsia="zh-CN"/>
+        </w:rPr>
+        <w:t>PROG</w:t>
+      </w:r>
+      <w:r>
+        <w:rPr>
+          <w:lang w:eastAsia="zh-CN"/>
+        </w:rPr>
+        <w:t>按钮</w:t>
       </w:r>
       <w:r>
         <w:rPr>
@@ -3609,6 +3656,7 @@
         </w:numPr>
       </w:pPr>
       <w:r>
+        <w:lastRenderedPageBreak/>
         <w:t>After setting up the Flasher ARM in standalone mode, plug the programming board into the Flasher and click the PROG button to begin flashing</w:t>
       </w:r>
     </w:p>
@@ -3620,7 +3668,6 @@
         </w:rPr>
       </w:pPr>
       <w:r>
-        <w:lastRenderedPageBreak/>
         <w:t>在把编程器</w:t>
       </w:r>
       <w:r>
@@ -4218,6 +4265,7 @@
         <w:rPr>
           <w:lang w:eastAsia="zh-CN"/>
         </w:rPr>
+        <w:lastRenderedPageBreak/>
         <w:t>页</w:t>
       </w:r>
       <w:r>
